--- a/pertemuan6/Report/Raffa Yuda Pratama_0110224081_LaporanPraktikumMandiri6.docx
+++ b/pertemuan6/Report/Raffa Yuda Pratama_0110224081_LaporanPraktikumMandiri6.docx
@@ -37,7 +37,6 @@
         </w:rPr>
         <w:t xml:space="preserve"> </w:t>
       </w:r>
-      <w:proofErr w:type="gramStart"/>
       <w:r>
         <w:rPr>
           <w:lang w:val="en-US"/>
@@ -48,14 +47,7 @@
         <w:rPr>
           <w:lang w:val="en-US"/>
         </w:rPr>
-        <w:t xml:space="preserve"> :</w:t>
-      </w:r>
-      <w:proofErr w:type="gramEnd"/>
-      <w:r>
-        <w:rPr>
-          <w:lang w:val="en-US"/>
-        </w:rPr>
-        <w:t xml:space="preserve"> </w:t>
+        <w:t xml:space="preserve"> : </w:t>
       </w:r>
       <w:proofErr w:type="spellStart"/>
       <w:r>
@@ -1778,23 +1770,13 @@
         </w:rPr>
       </w:pPr>
       <w:proofErr w:type="spellStart"/>
-      <w:proofErr w:type="gramStart"/>
-      <w:r>
-        <w:rPr>
-          <w:b/>
-          <w:bCs/>
-          <w:lang w:val="en-ID"/>
-        </w:rPr>
-        <w:t>sklearn.model</w:t>
-      </w:r>
-      <w:proofErr w:type="gramEnd"/>
-      <w:r>
-        <w:rPr>
-          <w:b/>
-          <w:bCs/>
-          <w:lang w:val="en-ID"/>
-        </w:rPr>
-        <w:t>_selection</w:t>
+      <w:r>
+        <w:rPr>
+          <w:b/>
+          <w:bCs/>
+          <w:lang w:val="en-ID"/>
+        </w:rPr>
+        <w:t>sklearn.model_selection</w:t>
       </w:r>
       <w:proofErr w:type="spellEnd"/>
       <w:r>
@@ -1942,7 +1924,6 @@
         </w:rPr>
       </w:pPr>
       <w:proofErr w:type="spellStart"/>
-      <w:proofErr w:type="gramStart"/>
       <w:r>
         <w:rPr>
           <w:b/>
@@ -1952,7 +1933,6 @@
         <w:t>sklearn.metrics</w:t>
       </w:r>
       <w:proofErr w:type="spellEnd"/>
-      <w:proofErr w:type="gramEnd"/>
       <w:r>
         <w:rPr>
           <w:lang w:val="en-ID"/>
@@ -2707,7 +2687,6 @@
         <w:t xml:space="preserve"> dataset (</w:t>
       </w:r>
       <w:proofErr w:type="spellStart"/>
-      <w:proofErr w:type="gramStart"/>
       <w:r>
         <w:rPr>
           <w:lang w:val="en-ID" w:eastAsia="en-ID"/>
@@ -2715,7 +2694,6 @@
         <w:t>df.shape</w:t>
       </w:r>
       <w:proofErr w:type="spellEnd"/>
-      <w:proofErr w:type="gramEnd"/>
       <w:r>
         <w:rPr>
           <w:lang w:val="en-ID" w:eastAsia="en-ID"/>
@@ -2781,7 +2759,6 @@
         <w:t xml:space="preserve"> missing values (</w:t>
       </w:r>
       <w:proofErr w:type="spellStart"/>
-      <w:proofErr w:type="gramStart"/>
       <w:r>
         <w:rPr>
           <w:lang w:val="en-ID" w:eastAsia="en-ID"/>
@@ -2789,7 +2766,6 @@
         <w:t>df.isnull</w:t>
       </w:r>
       <w:proofErr w:type="spellEnd"/>
-      <w:proofErr w:type="gramEnd"/>
       <w:r>
         <w:rPr>
           <w:lang w:val="en-ID" w:eastAsia="en-ID"/>
@@ -4667,19 +4643,9 @@
           <w:bCs/>
           <w:lang w:val="en-ID" w:eastAsia="en-ID"/>
         </w:rPr>
-        <w:t>svm_</w:t>
-      </w:r>
-      <w:proofErr w:type="gramStart"/>
-      <w:r>
-        <w:rPr>
-          <w:b/>
-          <w:bCs/>
-          <w:lang w:val="en-ID" w:eastAsia="en-ID"/>
-        </w:rPr>
-        <w:t>model.predict</w:t>
-      </w:r>
-      <w:proofErr w:type="spellEnd"/>
-      <w:proofErr w:type="gramEnd"/>
+        <w:t>svm_model.predict</w:t>
+      </w:r>
+      <w:proofErr w:type="spellEnd"/>
       <w:r>
         <w:rPr>
           <w:b/>
@@ -4718,13 +4684,7 @@
         <w:rPr>
           <w:lang w:val="en-ID" w:eastAsia="en-ID"/>
         </w:rPr>
-        <w:t>:</w:t>
-      </w:r>
-      <w:r>
-        <w:rPr>
-          <w:lang w:val="en-ID" w:eastAsia="en-ID"/>
-        </w:rPr>
-        <w:t xml:space="preserve"> </w:t>
+        <w:t xml:space="preserve">: </w:t>
       </w:r>
       <w:proofErr w:type="spellStart"/>
       <w:r>
@@ -4801,34 +4761,16 @@
           <w:bCs/>
           <w:lang w:val="en-ID" w:eastAsia="en-ID"/>
         </w:rPr>
-        <w:t>classification_</w:t>
-      </w:r>
-      <w:proofErr w:type="gramStart"/>
-      <w:r>
-        <w:rPr>
-          <w:b/>
-          <w:bCs/>
-          <w:lang w:val="en-ID" w:eastAsia="en-ID"/>
-        </w:rPr>
-        <w:t>report</w:t>
-      </w:r>
-      <w:proofErr w:type="spellEnd"/>
-      <w:r>
-        <w:rPr>
-          <w:b/>
-          <w:bCs/>
-          <w:lang w:val="en-ID" w:eastAsia="en-ID"/>
-        </w:rPr>
-        <w:t>(</w:t>
-      </w:r>
-      <w:proofErr w:type="gramEnd"/>
-      <w:r>
-        <w:rPr>
-          <w:b/>
-          <w:bCs/>
-          <w:lang w:val="en-ID" w:eastAsia="en-ID"/>
-        </w:rPr>
-        <w:t xml:space="preserve">) </w:t>
+        <w:t>classification_report</w:t>
+      </w:r>
+      <w:proofErr w:type="spellEnd"/>
+      <w:r>
+        <w:rPr>
+          <w:b/>
+          <w:bCs/>
+          <w:lang w:val="en-ID" w:eastAsia="en-ID"/>
+        </w:rPr>
+        <w:t xml:space="preserve">() </w:t>
       </w:r>
       <w:r>
         <w:rPr>
@@ -4959,34 +4901,16 @@
           <w:bCs/>
           <w:lang w:val="en-ID" w:eastAsia="en-ID"/>
         </w:rPr>
-        <w:t>accuracy_</w:t>
-      </w:r>
-      <w:proofErr w:type="gramStart"/>
-      <w:r>
-        <w:rPr>
-          <w:b/>
-          <w:bCs/>
-          <w:lang w:val="en-ID" w:eastAsia="en-ID"/>
-        </w:rPr>
-        <w:t>score</w:t>
-      </w:r>
-      <w:proofErr w:type="spellEnd"/>
-      <w:r>
-        <w:rPr>
-          <w:b/>
-          <w:bCs/>
-          <w:lang w:val="en-ID" w:eastAsia="en-ID"/>
-        </w:rPr>
-        <w:t>(</w:t>
-      </w:r>
-      <w:proofErr w:type="gramEnd"/>
-      <w:r>
-        <w:rPr>
-          <w:b/>
-          <w:bCs/>
-          <w:lang w:val="en-ID" w:eastAsia="en-ID"/>
-        </w:rPr>
-        <w:t xml:space="preserve">) </w:t>
+        <w:t>accuracy_score</w:t>
+      </w:r>
+      <w:proofErr w:type="spellEnd"/>
+      <w:r>
+        <w:rPr>
+          <w:b/>
+          <w:bCs/>
+          <w:lang w:val="en-ID" w:eastAsia="en-ID"/>
+        </w:rPr>
+        <w:t xml:space="preserve">() </w:t>
       </w:r>
       <w:r>
         <w:rPr>
@@ -5220,7 +5144,6 @@
         <w:t xml:space="preserve"> </w:t>
       </w:r>
       <w:proofErr w:type="spellStart"/>
-      <w:proofErr w:type="gramStart"/>
       <w:r>
         <w:rPr>
           <w:lang w:val="en-US"/>
@@ -5228,7 +5151,6 @@
         <w:t>benar.Selanjutnya</w:t>
       </w:r>
       <w:proofErr w:type="spellEnd"/>
-      <w:proofErr w:type="gramEnd"/>
       <w:r>
         <w:rPr>
           <w:lang w:val="en-US"/>
@@ -5921,12 +5843,15 @@
       <w:r>
         <w:t>Link Github Praktikum :</w:t>
       </w:r>
+      <w:r>
+        <w:t xml:space="preserve"> </w:t>
+      </w:r>
       <w:hyperlink r:id="rId13" w:history="1">
         <w:r>
           <w:rPr>
             <w:rStyle w:val="Hyperlink"/>
           </w:rPr>
-          <w:t>https://github.com/raffayuda/Machine-Learning/blob/main/pertemuan5/Notebook/praktikum/praktikum5.ipynb</w:t>
+          <w:t>https://github.com/raffayuda/Machine-Learning/blob/main/pertemuan6/Notebook/praktikum/praktikum6.ipynb</w:t>
         </w:r>
       </w:hyperlink>
     </w:p>
@@ -5962,7 +5887,7 @@
           <w:rPr>
             <w:rStyle w:val="Hyperlink"/>
           </w:rPr>
-          <w:t>https://github.com/raffayuda/Machine-Learning/blob/main/pertemuan5/Notebook/tugas/mandiri5.ipynb</w:t>
+          <w:t>https://github.com/raffayuda/Machine-Learning/blob/main/pertemuan6/Notebook/tugas/mandiri6.ipynb</w:t>
         </w:r>
       </w:hyperlink>
     </w:p>
@@ -5979,21 +5904,7 @@
         <w:rPr>
           <w:lang w:val="en-US"/>
         </w:rPr>
-        <w:t xml:space="preserve">Link </w:t>
-      </w:r>
-      <w:proofErr w:type="gramStart"/>
-      <w:r>
-        <w:rPr>
-          <w:lang w:val="en-US"/>
-        </w:rPr>
-        <w:t>Kaggle :</w:t>
-      </w:r>
-      <w:proofErr w:type="gramEnd"/>
-      <w:r>
-        <w:rPr>
-          <w:lang w:val="en-US"/>
-        </w:rPr>
-        <w:t xml:space="preserve"> </w:t>
+        <w:t xml:space="preserve">Link Kaggle : </w:t>
       </w:r>
       <w:hyperlink r:id="rId15" w:history="1">
         <w:r>
@@ -8294,6 +8205,7 @@
   <w:style w:type="character" w:default="1" w:styleId="DefaultParagraphFont">
     <w:name w:val="Default Paragraph Font"/>
     <w:uiPriority w:val="1"/>
+    <w:semiHidden/>
     <w:unhideWhenUsed/>
   </w:style>
   <w:style w:type="table" w:default="1" w:styleId="TableNormal">
